--- a/Prepreneurship LMS - QA Test Pack.docx
+++ b/Prepreneurship LMS - QA Test Pack.docx
@@ -3096,7 +3096,7 @@
               <w:rPr>
                 <w:sz w:val="20"/>
               </w:rPr>
-              <w:t>Attach a PDF to the brief</w:t>
+              <w:t>Marking &gt; an assignment &gt; The brief &gt; attach a PDF</w:t>
             </w:r>
           </w:p>
         </w:tc>
@@ -3401,6 +3401,122 @@
                 <w:sz w:val="20"/>
               </w:rPr>
               <w:t>Downloads and opens</w:t>
+            </w:r>
+          </w:p>
+        </w:tc>
+      </w:tr>
+      <w:tr>
+        <w:tc>
+          <w:tcPr>
+            <w:tcW w:type="dxa" w:w="2160"/>
+          </w:tcPr>
+          <w:p>
+            <w:r/>
+            <w:r>
+              <w:rPr>
+                <w:sz w:val="20"/>
+              </w:rPr>
+              <w:t>5.12</w:t>
+            </w:r>
+          </w:p>
+        </w:tc>
+        <w:tc>
+          <w:tcPr>
+            <w:tcW w:type="dxa" w:w="2160"/>
+          </w:tcPr>
+          <w:p>
+            <w:r/>
+            <w:r>
+              <w:rPr>
+                <w:sz w:val="20"/>
+              </w:rPr>
+              <w:t>Student</w:t>
+            </w:r>
+          </w:p>
+        </w:tc>
+        <w:tc>
+          <w:tcPr>
+            <w:tcW w:type="dxa" w:w="2160"/>
+          </w:tcPr>
+          <w:p>
+            <w:r/>
+            <w:r>
+              <w:rPr>
+                <w:sz w:val="20"/>
+              </w:rPr>
+              <w:t>Look for a way to remove the teacher's file</w:t>
+            </w:r>
+          </w:p>
+        </w:tc>
+        <w:tc>
+          <w:tcPr>
+            <w:tcW w:type="dxa" w:w="2160"/>
+          </w:tcPr>
+          <w:p>
+            <w:r/>
+            <w:r>
+              <w:rPr>
+                <w:sz w:val="20"/>
+              </w:rPr>
+              <w:t>There is none — only Download is offered</w:t>
+            </w:r>
+          </w:p>
+        </w:tc>
+      </w:tr>
+      <w:tr>
+        <w:tc>
+          <w:tcPr>
+            <w:tcW w:type="dxa" w:w="2160"/>
+          </w:tcPr>
+          <w:p>
+            <w:r/>
+            <w:r>
+              <w:rPr>
+                <w:sz w:val="20"/>
+              </w:rPr>
+              <w:t>5.13</w:t>
+            </w:r>
+          </w:p>
+        </w:tc>
+        <w:tc>
+          <w:tcPr>
+            <w:tcW w:type="dxa" w:w="2160"/>
+          </w:tcPr>
+          <w:p>
+            <w:r/>
+            <w:r>
+              <w:rPr>
+                <w:sz w:val="20"/>
+              </w:rPr>
+              <w:t>Teacher</w:t>
+            </w:r>
+          </w:p>
+        </w:tc>
+        <w:tc>
+          <w:tcPr>
+            <w:tcW w:type="dxa" w:w="2160"/>
+          </w:tcPr>
+          <w:p>
+            <w:r/>
+            <w:r>
+              <w:rPr>
+                <w:sz w:val="20"/>
+              </w:rPr>
+              <w:t>Remove an attached file</w:t>
+            </w:r>
+          </w:p>
+        </w:tc>
+        <w:tc>
+          <w:tcPr>
+            <w:tcW w:type="dxa" w:w="2160"/>
+          </w:tcPr>
+          <w:p>
+            <w:r/>
+            <w:r>
+              <w:rPr>
+                <w:sz w:val="20"/>
+              </w:rPr>
+              <w:t>Gone, for the student too</w:t>
             </w:r>
           </w:p>
         </w:tc>
@@ -4972,21 +5088,21 @@
               <w:rPr>
                 <w:sz w:val="20"/>
               </w:rPr>
-              <w:t>Set a meeting link beginning https://</w:t>
-            </w:r>
-          </w:p>
-        </w:tc>
-        <w:tc>
-          <w:tcPr>
-            <w:tcW w:type="dxa" w:w="2160"/>
-          </w:tcPr>
-          <w:p>
-            <w:r/>
-            <w:r>
-              <w:rPr>
-                <w:sz w:val="20"/>
-              </w:rPr>
-              <w:t>Saved</w:t>
+              <w:t>Courses &gt; a class &gt; Set the meeting link, beginning https://</w:t>
+            </w:r>
+          </w:p>
+        </w:tc>
+        <w:tc>
+          <w:tcPr>
+            <w:tcW w:type="dxa" w:w="2160"/>
+          </w:tcPr>
+          <w:p>
+            <w:r/>
+            <w:r>
+              <w:rPr>
+                <w:sz w:val="20"/>
+              </w:rPr>
+              <w:t>Saved, and a Join button appears</w:t>
             </w:r>
           </w:p>
         </w:tc>
@@ -5044,7 +5160,7 @@
               <w:rPr>
                 <w:sz w:val="20"/>
               </w:rPr>
-              <w:t>REFUSED, and says why</w:t>
+              <w:t>REFUSED, and the message says it must begin https://</w:t>
             </w:r>
           </w:p>
         </w:tc>
@@ -5102,7 +5218,7 @@
               <w:rPr>
                 <w:sz w:val="20"/>
               </w:rPr>
-              <w:t>Shown with the link</w:t>
+              <w:t>Shown under the Join button</w:t>
             </w:r>
           </w:p>
         </w:tc>
@@ -5146,21 +5262,21 @@
               <w:rPr>
                 <w:sz w:val="20"/>
               </w:rPr>
-              <w:t>Open the subject</w:t>
-            </w:r>
-          </w:p>
-        </w:tc>
-        <w:tc>
-          <w:tcPr>
-            <w:tcW w:type="dxa" w:w="2160"/>
-          </w:tcPr>
-          <w:p>
-            <w:r/>
-            <w:r>
-              <w:rPr>
-                <w:sz w:val="20"/>
-              </w:rPr>
-              <w:t>The link is there and opens the meeting</w:t>
+              <w:t>My subjects &gt; the same subject</w:t>
+            </w:r>
+          </w:p>
+        </w:tc>
+        <w:tc>
+          <w:tcPr>
+            <w:tcW w:type="dxa" w:w="2160"/>
+          </w:tcPr>
+          <w:p>
+            <w:r/>
+            <w:r>
+              <w:rPr>
+                <w:sz w:val="20"/>
+              </w:rPr>
+              <w:t>A Join button, with the note, above the assignments</w:t>
             </w:r>
           </w:p>
         </w:tc>
@@ -5204,21 +5320,21 @@
               <w:rPr>
                 <w:sz w:val="20"/>
               </w:rPr>
-              <w:t>Try to change the link</w:t>
-            </w:r>
-          </w:p>
-        </w:tc>
-        <w:tc>
-          <w:tcPr>
-            <w:tcW w:type="dxa" w:w="2160"/>
-          </w:tcPr>
-          <w:p>
-            <w:r/>
-            <w:r>
-              <w:rPr>
-                <w:sz w:val="20"/>
-              </w:rPr>
-              <w:t>Refused</w:t>
+              <w:t>Look for any way to change the link</w:t>
+            </w:r>
+          </w:p>
+        </w:tc>
+        <w:tc>
+          <w:tcPr>
+            <w:tcW w:type="dxa" w:w="2160"/>
+          </w:tcPr>
+          <w:p>
+            <w:r/>
+            <w:r>
+              <w:rPr>
+                <w:sz w:val="20"/>
+              </w:rPr>
+              <w:t>There is none — no editor is offered at all</w:t>
             </w:r>
           </w:p>
         </w:tc>
@@ -5262,21 +5378,79 @@
               <w:rPr>
                 <w:sz w:val="20"/>
               </w:rPr>
-              <w:t>Clear the link</w:t>
-            </w:r>
-          </w:p>
-        </w:tc>
-        <w:tc>
-          <w:tcPr>
-            <w:tcW w:type="dxa" w:w="2160"/>
-          </w:tcPr>
-          <w:p>
-            <w:r/>
-            <w:r>
-              <w:rPr>
-                <w:sz w:val="20"/>
-              </w:rPr>
-              <w:t>It disappears for students</w:t>
+              <w:t>Clear the box and save</w:t>
+            </w:r>
+          </w:p>
+        </w:tc>
+        <w:tc>
+          <w:tcPr>
+            <w:tcW w:type="dxa" w:w="2160"/>
+          </w:tcPr>
+          <w:p>
+            <w:r/>
+            <w:r>
+              <w:rPr>
+                <w:sz w:val="20"/>
+              </w:rPr>
+              <w:t>The Join button disappears for the student too</w:t>
+            </w:r>
+          </w:p>
+        </w:tc>
+      </w:tr>
+      <w:tr>
+        <w:tc>
+          <w:tcPr>
+            <w:tcW w:type="dxa" w:w="2160"/>
+          </w:tcPr>
+          <w:p>
+            <w:r/>
+            <w:r>
+              <w:rPr>
+                <w:sz w:val="20"/>
+              </w:rPr>
+              <w:t>8.7</w:t>
+            </w:r>
+          </w:p>
+        </w:tc>
+        <w:tc>
+          <w:tcPr>
+            <w:tcW w:type="dxa" w:w="2160"/>
+          </w:tcPr>
+          <w:p>
+            <w:r/>
+            <w:r>
+              <w:rPr>
+                <w:sz w:val="20"/>
+              </w:rPr>
+              <w:t>Office</w:t>
+            </w:r>
+          </w:p>
+        </w:tc>
+        <w:tc>
+          <w:tcPr>
+            <w:tcW w:type="dxa" w:w="2160"/>
+          </w:tcPr>
+          <w:p>
+            <w:r/>
+            <w:r>
+              <w:rPr>
+                <w:sz w:val="20"/>
+              </w:rPr>
+              <w:t>Set a link on a class you do not teach</w:t>
+            </w:r>
+          </w:p>
+        </w:tc>
+        <w:tc>
+          <w:tcPr>
+            <w:tcW w:type="dxa" w:w="2160"/>
+          </w:tcPr>
+          <w:p>
+            <w:r/>
+            <w:r>
+              <w:rPr>
+                <w:sz w:val="20"/>
+              </w:rPr>
+              <w:t>Allowed — the office can set any</w:t>
             </w:r>
           </w:p>
         </w:tc>

--- a/Prepreneurship LMS - QA Test Pack.docx
+++ b/Prepreneurship LMS - QA Test Pack.docx
@@ -5451,6 +5451,670 @@
                 <w:sz w:val="20"/>
               </w:rPr>
               <w:t>Allowed — the office can set any</w:t>
+            </w:r>
+          </w:p>
+        </w:tc>
+      </w:tr>
+      <w:tr>
+        <w:tc>
+          <w:tcPr>
+            <w:tcW w:type="dxa" w:w="2160"/>
+          </w:tcPr>
+          <w:p>
+            <w:r/>
+            <w:r>
+              <w:rPr>
+                <w:sz w:val="20"/>
+              </w:rPr>
+              <w:t>8.8</w:t>
+            </w:r>
+          </w:p>
+        </w:tc>
+        <w:tc>
+          <w:tcPr>
+            <w:tcW w:type="dxa" w:w="2160"/>
+          </w:tcPr>
+          <w:p>
+            <w:r/>
+            <w:r>
+              <w:rPr>
+                <w:sz w:val="20"/>
+              </w:rPr>
+              <w:t>Office</w:t>
+            </w:r>
+          </w:p>
+        </w:tc>
+        <w:tc>
+          <w:tcPr>
+            <w:tcW w:type="dxa" w:w="2160"/>
+          </w:tcPr>
+          <w:p>
+            <w:r/>
+            <w:r>
+              <w:rPr>
+                <w:sz w:val="20"/>
+              </w:rPr>
+              <w:t>Sections &gt; a section &gt; Subjects &gt; the Meeting link column</w:t>
+            </w:r>
+          </w:p>
+        </w:tc>
+        <w:tc>
+          <w:tcPr>
+            <w:tcW w:type="dxa" w:w="2160"/>
+          </w:tcPr>
+          <w:p>
+            <w:r/>
+            <w:r>
+              <w:rPr>
+                <w:sz w:val="20"/>
+              </w:rPr>
+              <w:t>Each subject has its own link and its own teacher</w:t>
+            </w:r>
+          </w:p>
+        </w:tc>
+      </w:tr>
+      <w:tr>
+        <w:tc>
+          <w:tcPr>
+            <w:tcW w:type="dxa" w:w="2160"/>
+          </w:tcPr>
+          <w:p>
+            <w:r/>
+            <w:r>
+              <w:rPr>
+                <w:sz w:val="20"/>
+              </w:rPr>
+              <w:t>8.9</w:t>
+            </w:r>
+          </w:p>
+        </w:tc>
+        <w:tc>
+          <w:tcPr>
+            <w:tcW w:type="dxa" w:w="2160"/>
+          </w:tcPr>
+          <w:p>
+            <w:r/>
+            <w:r>
+              <w:rPr>
+                <w:sz w:val="20"/>
+              </w:rPr>
+              <w:t>Teacher</w:t>
+            </w:r>
+          </w:p>
+        </w:tc>
+        <w:tc>
+          <w:tcPr>
+            <w:tcW w:type="dxa" w:w="2160"/>
+          </w:tcPr>
+          <w:p>
+            <w:r/>
+            <w:r>
+              <w:rPr>
+                <w:sz w:val="20"/>
+              </w:rPr>
+              <w:t>Set the link from Sections rather than Courses</w:t>
+            </w:r>
+          </w:p>
+        </w:tc>
+        <w:tc>
+          <w:tcPr>
+            <w:tcW w:type="dxa" w:w="2160"/>
+          </w:tcPr>
+          <w:p>
+            <w:r/>
+            <w:r>
+              <w:rPr>
+                <w:sz w:val="20"/>
+              </w:rPr>
+              <w:t>Works — same editor, same rules</w:t>
+            </w:r>
+          </w:p>
+        </w:tc>
+      </w:tr>
+    </w:tbl>
+    <w:p/>
+    <w:p>
+      <w:pPr>
+        <w:pStyle w:val="Heading2"/>
+      </w:pPr>
+      <w:r>
+        <w:t>8.5. Deleting a course, batch or subject</w:t>
+      </w:r>
+    </w:p>
+    <w:tbl>
+      <w:tblPr>
+        <w:tblStyle w:val="LightGrid-Accent1"/>
+        <w:tblW w:type="auto" w:w="0"/>
+        <w:tblLook w:firstColumn="1" w:firstRow="1" w:lastColumn="0" w:lastRow="0" w:noHBand="0" w:noVBand="1" w:val="04A0"/>
+      </w:tblPr>
+      <w:tblGrid>
+        <w:gridCol w:w="2160"/>
+        <w:gridCol w:w="2160"/>
+        <w:gridCol w:w="2160"/>
+        <w:gridCol w:w="2160"/>
+      </w:tblGrid>
+      <w:tr>
+        <w:tc>
+          <w:tcPr>
+            <w:tcW w:type="dxa" w:w="2160"/>
+          </w:tcPr>
+          <w:p>
+            <w:r/>
+            <w:r>
+              <w:rPr>
+                <w:b/>
+                <w:sz w:val="20"/>
+              </w:rPr>
+              <w:t>#</w:t>
+            </w:r>
+          </w:p>
+        </w:tc>
+        <w:tc>
+          <w:tcPr>
+            <w:tcW w:type="dxa" w:w="2160"/>
+          </w:tcPr>
+          <w:p>
+            <w:r/>
+            <w:r>
+              <w:rPr>
+                <w:b/>
+                <w:sz w:val="20"/>
+              </w:rPr>
+              <w:t>Role</w:t>
+            </w:r>
+          </w:p>
+        </w:tc>
+        <w:tc>
+          <w:tcPr>
+            <w:tcW w:type="dxa" w:w="2160"/>
+          </w:tcPr>
+          <w:p>
+            <w:r/>
+            <w:r>
+              <w:rPr>
+                <w:b/>
+                <w:sz w:val="20"/>
+              </w:rPr>
+              <w:t>Do this</w:t>
+            </w:r>
+          </w:p>
+        </w:tc>
+        <w:tc>
+          <w:tcPr>
+            <w:tcW w:type="dxa" w:w="2160"/>
+          </w:tcPr>
+          <w:p>
+            <w:r/>
+            <w:r>
+              <w:rPr>
+                <w:b/>
+                <w:sz w:val="20"/>
+              </w:rPr>
+              <w:t>Expect</w:t>
+            </w:r>
+          </w:p>
+        </w:tc>
+      </w:tr>
+      <w:tr>
+        <w:tc>
+          <w:tcPr>
+            <w:tcW w:type="dxa" w:w="2160"/>
+          </w:tcPr>
+          <w:p>
+            <w:r/>
+            <w:r>
+              <w:rPr>
+                <w:sz w:val="20"/>
+              </w:rPr>
+              <w:t>8.5.1</w:t>
+            </w:r>
+          </w:p>
+        </w:tc>
+        <w:tc>
+          <w:tcPr>
+            <w:tcW w:type="dxa" w:w="2160"/>
+          </w:tcPr>
+          <w:p>
+            <w:r/>
+            <w:r>
+              <w:rPr>
+                <w:sz w:val="20"/>
+              </w:rPr>
+              <w:t>Office</w:t>
+            </w:r>
+          </w:p>
+        </w:tc>
+        <w:tc>
+          <w:tcPr>
+            <w:tcW w:type="dxa" w:w="2160"/>
+          </w:tcPr>
+          <w:p>
+            <w:r/>
+            <w:r>
+              <w:rPr>
+                <w:sz w:val="20"/>
+              </w:rPr>
+              <w:t>Courses &amp; fees &gt; create a subject, then Delete it</w:t>
+            </w:r>
+          </w:p>
+        </w:tc>
+        <w:tc>
+          <w:tcPr>
+            <w:tcW w:type="dxa" w:w="2160"/>
+          </w:tcPr>
+          <w:p>
+            <w:r/>
+            <w:r>
+              <w:rPr>
+                <w:sz w:val="20"/>
+              </w:rPr>
+              <w:t>Gone from the list</w:t>
+            </w:r>
+          </w:p>
+        </w:tc>
+      </w:tr>
+      <w:tr>
+        <w:tc>
+          <w:tcPr>
+            <w:tcW w:type="dxa" w:w="2160"/>
+          </w:tcPr>
+          <w:p>
+            <w:r/>
+            <w:r>
+              <w:rPr>
+                <w:sz w:val="20"/>
+              </w:rPr>
+              <w:t>8.5.2</w:t>
+            </w:r>
+          </w:p>
+        </w:tc>
+        <w:tc>
+          <w:tcPr>
+            <w:tcW w:type="dxa" w:w="2160"/>
+          </w:tcPr>
+          <w:p>
+            <w:r/>
+            <w:r>
+              <w:rPr>
+                <w:sz w:val="20"/>
+              </w:rPr>
+              <w:t>Office</w:t>
+            </w:r>
+          </w:p>
+        </w:tc>
+        <w:tc>
+          <w:tcPr>
+            <w:tcW w:type="dxa" w:w="2160"/>
+          </w:tcPr>
+          <w:p>
+            <w:r/>
+            <w:r>
+              <w:rPr>
+                <w:sz w:val="20"/>
+              </w:rPr>
+              <w:t>Delete a subject a class is teaching</w:t>
+            </w:r>
+          </w:p>
+        </w:tc>
+        <w:tc>
+          <w:tcPr>
+            <w:tcW w:type="dxa" w:w="2160"/>
+          </w:tcPr>
+          <w:p>
+            <w:r/>
+            <w:r>
+              <w:rPr>
+                <w:sz w:val="20"/>
+              </w:rPr>
+              <w:t>REFUSED, naming the classes by code</w:t>
+            </w:r>
+          </w:p>
+        </w:tc>
+      </w:tr>
+      <w:tr>
+        <w:tc>
+          <w:tcPr>
+            <w:tcW w:type="dxa" w:w="2160"/>
+          </w:tcPr>
+          <w:p>
+            <w:r/>
+            <w:r>
+              <w:rPr>
+                <w:sz w:val="20"/>
+              </w:rPr>
+              <w:t>8.5.3</w:t>
+            </w:r>
+          </w:p>
+        </w:tc>
+        <w:tc>
+          <w:tcPr>
+            <w:tcW w:type="dxa" w:w="2160"/>
+          </w:tcPr>
+          <w:p>
+            <w:r/>
+            <w:r>
+              <w:rPr>
+                <w:sz w:val="20"/>
+              </w:rPr>
+              <w:t>Office</w:t>
+            </w:r>
+          </w:p>
+        </w:tc>
+        <w:tc>
+          <w:tcPr>
+            <w:tcW w:type="dxa" w:w="2160"/>
+          </w:tcPr>
+          <w:p>
+            <w:r/>
+            <w:r>
+              <w:rPr>
+                <w:sz w:val="20"/>
+              </w:rPr>
+              <w:t>Structure &gt; Delete a batch that has sections</w:t>
+            </w:r>
+          </w:p>
+        </w:tc>
+        <w:tc>
+          <w:tcPr>
+            <w:tcW w:type="dxa" w:w="2160"/>
+          </w:tcPr>
+          <w:p>
+            <w:r/>
+            <w:r>
+              <w:rPr>
+                <w:sz w:val="20"/>
+              </w:rPr>
+              <w:t>REFUSED, naming the sections</w:t>
+            </w:r>
+          </w:p>
+        </w:tc>
+      </w:tr>
+      <w:tr>
+        <w:tc>
+          <w:tcPr>
+            <w:tcW w:type="dxa" w:w="2160"/>
+          </w:tcPr>
+          <w:p>
+            <w:r/>
+            <w:r>
+              <w:rPr>
+                <w:sz w:val="20"/>
+              </w:rPr>
+              <w:t>8.5.4</w:t>
+            </w:r>
+          </w:p>
+        </w:tc>
+        <w:tc>
+          <w:tcPr>
+            <w:tcW w:type="dxa" w:w="2160"/>
+          </w:tcPr>
+          <w:p>
+            <w:r/>
+            <w:r>
+              <w:rPr>
+                <w:sz w:val="20"/>
+              </w:rPr>
+              <w:t>Office</w:t>
+            </w:r>
+          </w:p>
+        </w:tc>
+        <w:tc>
+          <w:tcPr>
+            <w:tcW w:type="dxa" w:w="2160"/>
+          </w:tcPr>
+          <w:p>
+            <w:r/>
+            <w:r>
+              <w:rPr>
+                <w:sz w:val="20"/>
+              </w:rPr>
+              <w:t>Sections &gt; Delete a section that has subjects on it</w:t>
+            </w:r>
+          </w:p>
+        </w:tc>
+        <w:tc>
+          <w:tcPr>
+            <w:tcW w:type="dxa" w:w="2160"/>
+          </w:tcPr>
+          <w:p>
+            <w:r/>
+            <w:r>
+              <w:rPr>
+                <w:sz w:val="20"/>
+              </w:rPr>
+              <w:t>REFUSED, naming the subjects</w:t>
+            </w:r>
+          </w:p>
+        </w:tc>
+      </w:tr>
+      <w:tr>
+        <w:tc>
+          <w:tcPr>
+            <w:tcW w:type="dxa" w:w="2160"/>
+          </w:tcPr>
+          <w:p>
+            <w:r/>
+            <w:r>
+              <w:rPr>
+                <w:sz w:val="20"/>
+              </w:rPr>
+              <w:t>8.5.5</w:t>
+            </w:r>
+          </w:p>
+        </w:tc>
+        <w:tc>
+          <w:tcPr>
+            <w:tcW w:type="dxa" w:w="2160"/>
+          </w:tcPr>
+          <w:p>
+            <w:r/>
+            <w:r>
+              <w:rPr>
+                <w:sz w:val="20"/>
+              </w:rPr>
+              <w:t>Office</w:t>
+            </w:r>
+          </w:p>
+        </w:tc>
+        <w:tc>
+          <w:tcPr>
+            <w:tcW w:type="dxa" w:w="2160"/>
+          </w:tcPr>
+          <w:p>
+            <w:r/>
+            <w:r>
+              <w:rPr>
+                <w:sz w:val="20"/>
+              </w:rPr>
+              <w:t>Sections &gt; open subjects &gt; Remove one that has never been taught</w:t>
+            </w:r>
+          </w:p>
+        </w:tc>
+        <w:tc>
+          <w:tcPr>
+            <w:tcW w:type="dxa" w:w="2160"/>
+          </w:tcPr>
+          <w:p>
+            <w:r/>
+            <w:r>
+              <w:rPr>
+                <w:sz w:val="20"/>
+              </w:rPr>
+              <w:t>Removed</w:t>
+            </w:r>
+          </w:p>
+        </w:tc>
+      </w:tr>
+      <w:tr>
+        <w:tc>
+          <w:tcPr>
+            <w:tcW w:type="dxa" w:w="2160"/>
+          </w:tcPr>
+          <w:p>
+            <w:r/>
+            <w:r>
+              <w:rPr>
+                <w:sz w:val="20"/>
+              </w:rPr>
+              <w:t>8.5.6</w:t>
+            </w:r>
+          </w:p>
+        </w:tc>
+        <w:tc>
+          <w:tcPr>
+            <w:tcW w:type="dxa" w:w="2160"/>
+          </w:tcPr>
+          <w:p>
+            <w:r/>
+            <w:r>
+              <w:rPr>
+                <w:sz w:val="20"/>
+              </w:rPr>
+              <w:t>Office</w:t>
+            </w:r>
+          </w:p>
+        </w:tc>
+        <w:tc>
+          <w:tcPr>
+            <w:tcW w:type="dxa" w:w="2160"/>
+          </w:tcPr>
+          <w:p>
+            <w:r/>
+            <w:r>
+              <w:rPr>
+                <w:sz w:val="20"/>
+              </w:rPr>
+              <w:t>Remove a subject that HAS assignments or a register</w:t>
+            </w:r>
+          </w:p>
+        </w:tc>
+        <w:tc>
+          <w:tcPr>
+            <w:tcW w:type="dxa" w:w="2160"/>
+          </w:tcPr>
+          <w:p>
+            <w:r/>
+            <w:r>
+              <w:rPr>
+                <w:sz w:val="20"/>
+              </w:rPr>
+              <w:t>REFUSED, saying what it has</w:t>
+            </w:r>
+          </w:p>
+        </w:tc>
+      </w:tr>
+      <w:tr>
+        <w:tc>
+          <w:tcPr>
+            <w:tcW w:type="dxa" w:w="2160"/>
+          </w:tcPr>
+          <w:p>
+            <w:r/>
+            <w:r>
+              <w:rPr>
+                <w:sz w:val="20"/>
+              </w:rPr>
+              <w:t>8.5.7</w:t>
+            </w:r>
+          </w:p>
+        </w:tc>
+        <w:tc>
+          <w:tcPr>
+            <w:tcW w:type="dxa" w:w="2160"/>
+          </w:tcPr>
+          <w:p>
+            <w:r/>
+            <w:r>
+              <w:rPr>
+                <w:sz w:val="20"/>
+              </w:rPr>
+              <w:t>Teacher</w:t>
+            </w:r>
+          </w:p>
+        </w:tc>
+        <w:tc>
+          <w:tcPr>
+            <w:tcW w:type="dxa" w:w="2160"/>
+          </w:tcPr>
+          <w:p>
+            <w:r/>
+            <w:r>
+              <w:rPr>
+                <w:sz w:val="20"/>
+              </w:rPr>
+              <w:t>Look for any Delete on Sections</w:t>
+            </w:r>
+          </w:p>
+        </w:tc>
+        <w:tc>
+          <w:tcPr>
+            <w:tcW w:type="dxa" w:w="2160"/>
+          </w:tcPr>
+          <w:p>
+            <w:r/>
+            <w:r>
+              <w:rPr>
+                <w:sz w:val="20"/>
+              </w:rPr>
+              <w:t>There is none — no delete is offered at all</w:t>
+            </w:r>
+          </w:p>
+        </w:tc>
+      </w:tr>
+      <w:tr>
+        <w:tc>
+          <w:tcPr>
+            <w:tcW w:type="dxa" w:w="2160"/>
+          </w:tcPr>
+          <w:p>
+            <w:r/>
+            <w:r>
+              <w:rPr>
+                <w:sz w:val="20"/>
+              </w:rPr>
+              <w:t>8.5.8</w:t>
+            </w:r>
+          </w:p>
+        </w:tc>
+        <w:tc>
+          <w:tcPr>
+            <w:tcW w:type="dxa" w:w="2160"/>
+          </w:tcPr>
+          <w:p>
+            <w:r/>
+            <w:r>
+              <w:rPr>
+                <w:sz w:val="20"/>
+              </w:rPr>
+              <w:t>Office</w:t>
+            </w:r>
+          </w:p>
+        </w:tc>
+        <w:tc>
+          <w:tcPr>
+            <w:tcW w:type="dxa" w:w="2160"/>
+          </w:tcPr>
+          <w:p>
+            <w:r/>
+            <w:r>
+              <w:rPr>
+                <w:sz w:val="20"/>
+              </w:rPr>
+              <w:t>After any refusal, read the message</w:t>
+            </w:r>
+          </w:p>
+        </w:tc>
+        <w:tc>
+          <w:tcPr>
+            <w:tcW w:type="dxa" w:w="2160"/>
+          </w:tcPr>
+          <w:p>
+            <w:r/>
+            <w:r>
+              <w:rPr>
+                <w:sz w:val="20"/>
+              </w:rPr>
+              <w:t>It names what is in the way and what to do</w:t>
             </w:r>
           </w:p>
         </w:tc>

--- a/Prepreneurship LMS - QA Test Pack.docx
+++ b/Prepreneurship LMS - QA Test Pack.docx
@@ -111,7 +111,7 @@
                 <w:b/>
                 <w:sz w:val="20"/>
               </w:rPr>
-              <w:t>Section</w:t>
+              <w:t>Batch</w:t>
             </w:r>
           </w:p>
         </w:tc>
@@ -5494,7 +5494,7 @@
               <w:rPr>
                 <w:sz w:val="20"/>
               </w:rPr>
-              <w:t>Sections &gt; a section &gt; Subjects &gt; the Meeting link column</w:t>
+              <w:t>Batches &gt; a batch &gt; Subjects &gt; the Meeting link column</w:t>
             </w:r>
           </w:p>
         </w:tc>
@@ -5552,7 +5552,7 @@
               <w:rPr>
                 <w:sz w:val="20"/>
               </w:rPr>
-              <w:t>Set the link from Sections rather than Courses</w:t>
+              <w:t>Set the link from Batches rather than Courses</w:t>
             </w:r>
           </w:p>
         </w:tc>
@@ -5578,7 +5578,7 @@
         <w:pStyle w:val="Heading2"/>
       </w:pPr>
       <w:r>
-        <w:t>8.5. Deleting a course, batch or subject</w:t>
+        <w:t>8.5. Deleting a course, intake or subject</w:t>
       </w:r>
     </w:p>
     <w:tbl>
@@ -5810,21 +5810,21 @@
               <w:rPr>
                 <w:sz w:val="20"/>
               </w:rPr>
-              <w:t>Structure &gt; Delete a batch that has sections</w:t>
-            </w:r>
-          </w:p>
-        </w:tc>
-        <w:tc>
-          <w:tcPr>
-            <w:tcW w:type="dxa" w:w="2160"/>
-          </w:tcPr>
-          <w:p>
-            <w:r/>
-            <w:r>
-              <w:rPr>
-                <w:sz w:val="20"/>
-              </w:rPr>
-              <w:t>REFUSED, naming the sections</w:t>
+              <w:t>Structure &gt; Delete an intake that has batches</w:t>
+            </w:r>
+          </w:p>
+        </w:tc>
+        <w:tc>
+          <w:tcPr>
+            <w:tcW w:type="dxa" w:w="2160"/>
+          </w:tcPr>
+          <w:p>
+            <w:r/>
+            <w:r>
+              <w:rPr>
+                <w:sz w:val="20"/>
+              </w:rPr>
+              <w:t>REFUSED, naming the batches</w:t>
             </w:r>
           </w:p>
         </w:tc>
@@ -5868,7 +5868,7 @@
               <w:rPr>
                 <w:sz w:val="20"/>
               </w:rPr>
-              <w:t>Sections &gt; Delete a section that has subjects on it</w:t>
+              <w:t>Batches &gt; Delete a batch that has subjects on it</w:t>
             </w:r>
           </w:p>
         </w:tc>
@@ -5926,7 +5926,7 @@
               <w:rPr>
                 <w:sz w:val="20"/>
               </w:rPr>
-              <w:t>Sections &gt; open subjects &gt; Remove one that has never been taught</w:t>
+              <w:t>Batches &gt; open subjects &gt; Remove one that has never been taught</w:t>
             </w:r>
           </w:p>
         </w:tc>
@@ -6042,7 +6042,7 @@
               <w:rPr>
                 <w:sz w:val="20"/>
               </w:rPr>
-              <w:t>Look for any Delete on Sections</w:t>
+              <w:t>Look for any Delete on Batches</w:t>
             </w:r>
           </w:p>
         </w:tc>
